--- a/public/docs/saas-buildout/founding-ten/README.docx
+++ b/public/docs/saas-buildout/founding-ten/README.docx
@@ -16,7 +16,7 @@
         <w:pStyle w:val="FirstParagraph"/>
       </w:pPr>
       <w:r>
-        <w:t xml:space="preserve">This folder holds the current strategic core of Studio of Ten: the</w:t>
+        <w:t xml:space="preserve">This folder holds the current strategic core of The Body Recode Collective: the</w:t>
       </w:r>
       <w:r>
         <w:t xml:space="preserve"> </w:t>
@@ -47,13 +47,13 @@
         </w:pict>
       </w:r>
     </w:p>
-    <w:bookmarkStart w:id="9" w:name="what-sot-is-now"/>
+    <w:bookmarkStart w:id="9" w:name="what-the-collective-is-now"/>
     <w:p>
       <w:pPr>
         <w:pStyle w:val="Heading2"/>
       </w:pPr>
       <w:r>
-        <w:t xml:space="preserve">What SOT is now</w:t>
+        <w:t xml:space="preserve">What the Collective is now</w:t>
       </w:r>
     </w:p>
     <w:p>
@@ -61,7 +61,7 @@
         <w:pStyle w:val="FirstParagraph"/>
       </w:pPr>
       <w:r>
-        <w:t xml:space="preserve">Studio of Ten has pulled back from leading with bespoke</w:t>
+        <w:t xml:space="preserve">The Body Recode Collective has pulled back from leading with bespoke</w:t>
       </w:r>
       <w:r>
         <w:t xml:space="preserve"> </w:t>
@@ -328,7 +328,7 @@
               <w:pStyle w:val="Compact"/>
             </w:pPr>
             <w:r>
-              <w:t xml:space="preserve">The founding-partner offer: the ladder (Powered Partner → Launch → Studio), three-layer pricing (setup + subscription + per-seat), economics. Canonical SOT copy.</w:t>
+              <w:t xml:space="preserve">The founding-partner offer: the ladder (Powered Partner → Launch → Studio), three-layer pricing (setup + subscription + per-seat), economics. Canonical Collective copy.</w:t>
             </w:r>
           </w:p>
         </w:tc>
@@ -614,7 +614,7 @@
         <w:t xml:space="preserve"> </w:t>
       </w:r>
       <w:r>
-        <w:t xml:space="preserve">— the repositioned SOT site is</w:t>
+        <w:t xml:space="preserve">— the repositioned Collective site is</w:t>
       </w:r>
       <w:r>
         <w:t xml:space="preserve"> </w:t>
@@ -690,7 +690,7 @@
         <w:t xml:space="preserve"> </w:t>
       </w:r>
       <w:r>
-        <w:t xml:space="preserve">is the original; the copy here is canonical for SOT). Also the</w:t>
+        <w:t xml:space="preserve">is the original; the copy here is canonical for Collective). Also the</w:t>
       </w:r>
       <w:r>
         <w:t xml:space="preserve"> </w:t>
